--- a/assets/cases/Summit_Ridge_Mutual_Fund_Cash_Case.docx
+++ b/assets/cases/Summit_Ridge_Mutual_Fund_Cash_Case.docx
@@ -75,7 +75,10 @@
     </w:p>
     <w:p>
       <w:r>
-        <w:t>The fund held $246 million in cash and Treasury bills, equal to 2.9 percent of net assets. Marquez could satisfy much of the known redemption demand without selling stocks, but doing so would leave little liquidity for additional withdrawals. She could raise more cash immediately, yet selling into a falling market could lock in unfavorable prices and alter the portfolio. Holding a larger permanent cash reserve would reduce this risk, but it could also cause the fund to trail its benchmark during rising markets.</w:t>
+        <w:t>The fund held $246 million in cash and Treasury bills, equal to 2.9 percent of net assets. Marquez could satisfy much of the known redemption demand without selling stocks, but doing so would leave little liquidity for additional withdrawals. She could raise more cash immediately, yet selling into a falling market could lock in unfavorable prices and alter the portfolio. Holding a larger permanent cash reserve would reduce this risk, but it could also cause the fund to trail its benchmark during rising mark</w:t>
+      </w:r>
+      <w:r>
+        <w:t>ets.</w:t>
       </w:r>
     </w:p>
     <w:tbl>
@@ -134,7 +137,10 @@
     </w:p>
     <w:p>
       <w:r>
-        <w:t>The U.S. mutual fund industry was enormous. Long-term mutual funds held approximately $25.3 trillion in assets in May 2026, including about $17.8 trillion in equity funds and $5.7 trillion in bond funds. The size of the industry did not eliminate flow volatility. For the week ended July 15, 2026, long-term mutual funds experienced estimated net outflows of $15.43 billion even as exchange-traded funds reported net issuance. Money market fund assets had surpassed $7 trillion in March 2025 as investors sought liquidity and attractive short-term yields.</w:t>
+        <w:t xml:space="preserve">The U.S. mutual fund industry was enormous. Long-term mutual funds held approximately $25.3 trillion in assets in May 2026, including about $17.8 trillion in equity funds and $5.7 trillion in bond funds. The size of the industry did not eliminate flow volatility. For the week ended July 15, 2026, long-term mutual funds experienced estimated net outflows of $15.43 billion even as exchange-traded funds reported net issuance. Money market fund assets had surpassed $7 trillion in March 2025 as investors sought </w:t>
+      </w:r>
+      <w:r>
+        <w:t>liquidity and attractive short-term yields.</w:t>
       </w:r>
     </w:p>
     <w:p>
@@ -2378,7 +2384,6 @@
         <w:pStyle w:val="Heading2"/>
       </w:pPr>
       <w:r>
-        <w:lastRenderedPageBreak/>
         <w:t>Exhibit 4. Illustrative Annual Effect of Alternative Cash Levels</w:t>
       </w:r>
     </w:p>
@@ -2965,7 +2970,10 @@
     </w:p>
     <w:p>
       <w:r>
-        <w:t>Chief data officer Nina Shah proposed obtaining more timely information from distribution platforms and asking institutional clients for nonbinding advance indications of large movements. Some platforms could provide intraday estimates, but they charged fees and covered only part of the fund. Institutions were reluctant to reveal intentions that might affect how their trades were handled. The compliance team warned against giving favored clients information or treatment that could disadvantage other shareholders.</w:t>
+        <w:t>Chief data officer Nina Shah proposed obtaining more timely information from distribution platforms and asking institutional clients for nonbinding advance indications of large movements. Some platforms could provide intraday estimates, but they charged fees and covered only part of the fund. Institutions were reluctant to reveal intentions that might affect how their trades were handled. The compliance team warned against giving favored clients information or treatment that could disadvantage other shareho</w:t>
+      </w:r>
+      <w:r>
+        <w:t>lders.</w:t>
       </w:r>
     </w:p>
     <w:p>
@@ -3566,11 +3574,7 @@
     </w:p>
     <w:p>
       <w:r>
-        <w:t xml:space="preserve">By 8:20 a.m., the transfer agent increased the estimated redemption total to $347 million. One institutional client had confirmed a $178 million withdrawal. A second had requested settlement information but had not formally submitted its order. Retail flows were negative, although the estimate was still unstable. The fund’s </w:t>
-      </w:r>
-      <w:r>
-        <w:lastRenderedPageBreak/>
-        <w:t>bank confirmed that a $250 million committed credit line remained available, subject to borrowing costs and collateral requirements.</w:t>
+        <w:t>By 8:20 a.m., the transfer agent increased the estimated redemption total to $347 million. One institutional client had confirmed a $178 million withdrawal. A second had requested settlement information but had not formally submitted its order. Retail flows were negative, although the estimate was still unstable. The fund’s bank confirmed that a $250 million committed credit line remained available, subject to borrowing costs and collateral requirements.</w:t>
       </w:r>
     </w:p>
     <w:p>
@@ -3586,206 +3590,6 @@
     <w:p>
       <w:r>
         <w:t>At 8:28 a.m., futures fell another half percentage point. Marquez looked at the cash dashboard, the trading list, and the message from the second institution. The market would open in two minutes.</w:t>
-      </w:r>
-    </w:p>
-    <w:p>
-      <w:pPr>
-        <w:pStyle w:val="Heading1"/>
-      </w:pPr>
-      <w:r>
-        <w:t>Framing questions</w:t>
-      </w:r>
-    </w:p>
-    <w:p>
-      <w:pPr>
-        <w:pStyle w:val="ListParagraph"/>
-        <w:numPr>
-          <w:ilvl w:val="0"/>
-          <w:numId w:val="10"/>
-        </w:numPr>
-      </w:pPr>
-      <w:r>
-        <w:t xml:space="preserve">Identify the different metrics that can be used to evaluate every aspect of the performance of the system?  Organize these into a pyramid to indicate </w:t>
-      </w:r>
-      <w:proofErr w:type="gramStart"/>
-      <w:r>
-        <w:t>the relative</w:t>
-      </w:r>
-      <w:proofErr w:type="gramEnd"/>
-      <w:r>
-        <w:t xml:space="preserve"> importance, following the style given here.</w:t>
-      </w:r>
-    </w:p>
-    <w:p>
-      <w:pPr>
-        <w:pStyle w:val="ListParagraph"/>
-        <w:numPr>
-          <w:ilvl w:val="0"/>
-          <w:numId w:val="10"/>
-        </w:numPr>
-      </w:pPr>
-      <w:r>
-        <w:t xml:space="preserve">What are the types of decisions? Use the </w:t>
-      </w:r>
-      <w:hyperlink r:id="rId8" w:anchor="types-of-decision-settings" w:history="1">
-        <w:r>
-          <w:rPr>
-            <w:rStyle w:val="Hyperlink"/>
-          </w:rPr>
-          <w:t>list of decision types here as a guide</w:t>
-        </w:r>
-      </w:hyperlink>
-      <w:r>
-        <w:t xml:space="preserve">, illustrated by the </w:t>
-      </w:r>
-      <w:hyperlink r:id="rId9" w:anchor="from-apps-to-types" w:history="1">
-        <w:r>
-          <w:rPr>
-            <w:rStyle w:val="Hyperlink"/>
-          </w:rPr>
-          <w:t>applications here</w:t>
-        </w:r>
-      </w:hyperlink>
-      <w:r>
-        <w:t xml:space="preserve">.  </w:t>
-      </w:r>
-    </w:p>
-    <w:p>
-      <w:pPr>
-        <w:pStyle w:val="ListParagraph"/>
-        <w:numPr>
-          <w:ilvl w:val="0"/>
-          <w:numId w:val="10"/>
-        </w:numPr>
-      </w:pPr>
-      <w:r>
-        <w:t xml:space="preserve">Use the </w:t>
-      </w:r>
-      <w:hyperlink r:id="rId10" w:history="1">
-        <w:r>
-          <w:rPr>
-            <w:rStyle w:val="Hyperlink"/>
-          </w:rPr>
-          <w:t>interactive framing matrix here</w:t>
-        </w:r>
-      </w:hyperlink>
-      <w:r>
-        <w:t xml:space="preserve"> to fill out the performance metrics along the top (from most to least important) followed by the list of decisions (in any order).  Use your judgment to assess whether the impact of each decision on each metric is H (high impact), M (medium), L (low) or N (none).  Finally, use the resulting matrix to rank the decisions in terms of their impact on the most important metrics.</w:t>
-      </w:r>
-    </w:p>
-    <w:p>
-      <w:pPr>
-        <w:pStyle w:val="ListParagraph"/>
-        <w:numPr>
-          <w:ilvl w:val="0"/>
-          <w:numId w:val="10"/>
-        </w:numPr>
-      </w:pPr>
-      <w:r>
-        <w:t xml:space="preserve">What are the different sources of uncertainty?  Use the </w:t>
-      </w:r>
-      <w:hyperlink r:id="rId11" w:anchor="categories" w:history="1">
-        <w:r>
-          <w:rPr>
-            <w:rStyle w:val="Hyperlink"/>
-          </w:rPr>
-          <w:t>12 categories of uncertainty here as a guide</w:t>
-        </w:r>
-      </w:hyperlink>
-      <w:r>
-        <w:t>.</w:t>
-      </w:r>
-    </w:p>
-    <w:p>
-      <w:pPr>
-        <w:pStyle w:val="ListParagraph"/>
-        <w:numPr>
-          <w:ilvl w:val="0"/>
-          <w:numId w:val="10"/>
-        </w:numPr>
-      </w:pPr>
-      <w:r>
-        <w:t>Repeat the exercise in (3), but this time using uncertainties instead of decisions.</w:t>
-      </w:r>
-    </w:p>
-    <w:p>
-      <w:pPr>
-        <w:pStyle w:val="ListParagraph"/>
-        <w:numPr>
-          <w:ilvl w:val="1"/>
-          <w:numId w:val="10"/>
-        </w:numPr>
-      </w:pPr>
-      <w:r>
-        <w:t>Which sources of uncertainty would be captured using average performance over time?</w:t>
-      </w:r>
-    </w:p>
-    <w:p>
-      <w:pPr>
-        <w:pStyle w:val="ListParagraph"/>
-        <w:numPr>
-          <w:ilvl w:val="1"/>
-          <w:numId w:val="10"/>
-        </w:numPr>
-      </w:pPr>
-      <w:r>
-        <w:t>Which sources of uncertainty represent forms of risk that are not properly captured using averages?</w:t>
-      </w:r>
-    </w:p>
-    <w:p>
-      <w:pPr>
-        <w:pStyle w:val="ListParagraph"/>
-        <w:numPr>
-          <w:ilvl w:val="0"/>
-          <w:numId w:val="10"/>
-        </w:numPr>
-      </w:pPr>
-      <w:r>
-        <w:t xml:space="preserve">Choose the single decision that seems to have the highest impact on the most important metric.  </w:t>
-      </w:r>
-    </w:p>
-    <w:p>
-      <w:pPr>
-        <w:pStyle w:val="ListParagraph"/>
-        <w:numPr>
-          <w:ilvl w:val="1"/>
-          <w:numId w:val="10"/>
-        </w:numPr>
-      </w:pPr>
-      <w:r>
-        <w:t>What approach do you think you would use to make this decision?</w:t>
-      </w:r>
-    </w:p>
-    <w:p>
-      <w:pPr>
-        <w:pStyle w:val="ListParagraph"/>
-        <w:numPr>
-          <w:ilvl w:val="1"/>
-          <w:numId w:val="10"/>
-        </w:numPr>
-      </w:pPr>
-      <w:r>
-        <w:t>What data appears to be necessary to make this decision, including the calculation of any performance metrics where the decision would have a high or medium impact.</w:t>
-      </w:r>
-    </w:p>
-    <w:p>
-      <w:pPr>
-        <w:pStyle w:val="ListParagraph"/>
-        <w:numPr>
-          <w:ilvl w:val="0"/>
-          <w:numId w:val="10"/>
-        </w:numPr>
-      </w:pPr>
-      <w:r>
-        <w:t xml:space="preserve">Using the same </w:t>
-      </w:r>
-      <w:proofErr w:type="gramStart"/>
-      <w:r>
-        <w:t>decision</w:t>
-      </w:r>
-      <w:proofErr w:type="gramEnd"/>
-      <w:r>
-        <w:t xml:space="preserve"> you identified in (6), identify the people, departments, groups or organizations that you would need to work with to implement the decision?</w:t>
       </w:r>
     </w:p>
     <w:p>
@@ -3955,7 +3759,6 @@
         <w:rPr>
           <w:sz w:val="22"/>
         </w:rPr>
-        <w:lastRenderedPageBreak/>
         <w:t>How should the fund account for market conditions and interest rates when setting its liquidity position?</w:t>
       </w:r>
     </w:p>
@@ -3982,6 +3785,190 @@
         <w:pStyle w:val="Heading1"/>
       </w:pPr>
       <w:r>
+        <w:t>Decision Framing Questions</w:t>
+      </w:r>
+    </w:p>
+    <w:p>
+      <w:pPr>
+        <w:pStyle w:val="ListParagraph"/>
+        <w:numPr>
+          <w:ilvl w:val="0"/>
+          <w:numId w:val="10"/>
+        </w:numPr>
+      </w:pPr>
+      <w:r>
+        <w:t>Identify the different metrics that can be used to evaluate every aspect of the performance of the system?  Organize these into a pyramid to indicate the relative importance, following the style given here.</w:t>
+      </w:r>
+    </w:p>
+    <w:p>
+      <w:pPr>
+        <w:pStyle w:val="ListParagraph"/>
+        <w:numPr>
+          <w:ilvl w:val="0"/>
+          <w:numId w:val="10"/>
+        </w:numPr>
+      </w:pPr>
+      <w:r>
+        <w:t xml:space="preserve">What are the types of decisions? Use the </w:t>
+      </w:r>
+      <w:hyperlink r:id="rId8" w:anchor="types-of-decision-settings" w:history="1">
+        <w:r>
+          <w:rPr>
+            <w:rStyle w:val="Hyperlink"/>
+          </w:rPr>
+          <w:t>list of decision types here as a guide</w:t>
+        </w:r>
+      </w:hyperlink>
+      <w:r>
+        <w:t xml:space="preserve">, illustrated by the </w:t>
+      </w:r>
+      <w:hyperlink r:id="rId9" w:anchor="from-apps-to-types" w:history="1">
+        <w:r>
+          <w:rPr>
+            <w:rStyle w:val="Hyperlink"/>
+          </w:rPr>
+          <w:t>applications here</w:t>
+        </w:r>
+      </w:hyperlink>
+      <w:r>
+        <w:t xml:space="preserve">.  </w:t>
+      </w:r>
+    </w:p>
+    <w:p>
+      <w:pPr>
+        <w:pStyle w:val="ListParagraph"/>
+        <w:numPr>
+          <w:ilvl w:val="0"/>
+          <w:numId w:val="10"/>
+        </w:numPr>
+      </w:pPr>
+      <w:r>
+        <w:t xml:space="preserve">Use the </w:t>
+      </w:r>
+      <w:hyperlink r:id="rId10" w:history="1">
+        <w:r>
+          <w:rPr>
+            <w:rStyle w:val="Hyperlink"/>
+          </w:rPr>
+          <w:t>interactive framing matrix here</w:t>
+        </w:r>
+      </w:hyperlink>
+      <w:r>
+        <w:t xml:space="preserve"> to fill out the performance metrics along the top (from most to least important) followed by the list of decisions (in any order).  Use your judgment to assess whether the impact of each decision on each metric is H (high impact), M (medium), L (low) or N (none).  Finally, use the resulting matrix to rank the decisions in terms of their impact on the most important metrics.</w:t>
+      </w:r>
+    </w:p>
+    <w:p>
+      <w:pPr>
+        <w:pStyle w:val="ListParagraph"/>
+        <w:numPr>
+          <w:ilvl w:val="0"/>
+          <w:numId w:val="10"/>
+        </w:numPr>
+      </w:pPr>
+      <w:r>
+        <w:t xml:space="preserve">What are the different sources of uncertainty?  Use the </w:t>
+      </w:r>
+      <w:hyperlink r:id="rId11" w:anchor="categories" w:history="1">
+        <w:r>
+          <w:rPr>
+            <w:rStyle w:val="Hyperlink"/>
+          </w:rPr>
+          <w:t>12 categories of uncertainty here as a guide</w:t>
+        </w:r>
+      </w:hyperlink>
+      <w:r>
+        <w:t>.</w:t>
+      </w:r>
+    </w:p>
+    <w:p>
+      <w:pPr>
+        <w:pStyle w:val="ListParagraph"/>
+        <w:numPr>
+          <w:ilvl w:val="0"/>
+          <w:numId w:val="10"/>
+        </w:numPr>
+      </w:pPr>
+      <w:r>
+        <w:t>Repeat the exercise in (3), but this time using uncertainties instead of decisions.</w:t>
+      </w:r>
+    </w:p>
+    <w:p>
+      <w:pPr>
+        <w:pStyle w:val="ListParagraph"/>
+        <w:numPr>
+          <w:ilvl w:val="1"/>
+          <w:numId w:val="10"/>
+        </w:numPr>
+      </w:pPr>
+      <w:r>
+        <w:t>Which sources of uncertainty would be captured using average performance over time?</w:t>
+      </w:r>
+    </w:p>
+    <w:p>
+      <w:pPr>
+        <w:pStyle w:val="ListParagraph"/>
+        <w:numPr>
+          <w:ilvl w:val="1"/>
+          <w:numId w:val="10"/>
+        </w:numPr>
+      </w:pPr>
+      <w:r>
+        <w:t>Which sources of uncertainty represent forms of risk that are not properly captured using averages?</w:t>
+      </w:r>
+    </w:p>
+    <w:p>
+      <w:pPr>
+        <w:pStyle w:val="ListParagraph"/>
+        <w:numPr>
+          <w:ilvl w:val="0"/>
+          <w:numId w:val="10"/>
+        </w:numPr>
+      </w:pPr>
+      <w:r>
+        <w:t xml:space="preserve">Choose the single decision that seems to have the highest impact on the most important metric.  </w:t>
+      </w:r>
+    </w:p>
+    <w:p>
+      <w:pPr>
+        <w:pStyle w:val="ListParagraph"/>
+        <w:numPr>
+          <w:ilvl w:val="1"/>
+          <w:numId w:val="10"/>
+        </w:numPr>
+      </w:pPr>
+      <w:r>
+        <w:t>What approach do you think you would use to make this decision?</w:t>
+      </w:r>
+    </w:p>
+    <w:p>
+      <w:pPr>
+        <w:pStyle w:val="ListParagraph"/>
+        <w:numPr>
+          <w:ilvl w:val="1"/>
+          <w:numId w:val="10"/>
+        </w:numPr>
+      </w:pPr>
+      <w:r>
+        <w:t>What data appears to be necessary to make this decision, including the calculation of any performance metrics where the decision would have a high or medium impact.</w:t>
+      </w:r>
+    </w:p>
+    <w:p>
+      <w:pPr>
+        <w:pStyle w:val="ListParagraph"/>
+        <w:numPr>
+          <w:ilvl w:val="0"/>
+          <w:numId w:val="10"/>
+        </w:numPr>
+      </w:pPr>
+      <w:r>
+        <w:t>Using the same decision you identified in (6), identify the people, departments, groups or organizations that you would need to work with to implement the decision?</w:t>
+      </w:r>
+    </w:p>
+    <w:p>
+      <w:pPr>
+        <w:pStyle w:val="Heading1"/>
+      </w:pPr>
+      <w:r>
         <w:t>ChatGPT notes</w:t>
       </w:r>
     </w:p>
@@ -3995,15 +3982,7 @@
     </w:p>
     <w:p>
       <w:r>
-        <w:t xml:space="preserve">Write a </w:t>
-      </w:r>
-      <w:proofErr w:type="gramStart"/>
-      <w:r>
-        <w:t>4-6 page</w:t>
-      </w:r>
-      <w:proofErr w:type="gramEnd"/>
-      <w:r>
-        <w:t xml:space="preserve"> case study based on the material in the section at https://warrenpowell.org/bridging-vol1/chapter-2/#mutual-fund-cash-management. Create a context based on the metrics, decisions and uncertainties in the section, but without explicitly calling attention to them. motivate your case problem with data.</w:t>
+        <w:t>Write a 4-6 page case study based on the material in the section at https://warrenpowell.org/bridging-vol1/chapter-2/#mutual-fund-cash-management. Create a context based on the metrics, decisions and uncertainties in the section, but without explicitly calling attention to them. motivate your case problem with data.</w:t>
       </w:r>
     </w:p>
     <w:p>
@@ -4100,15 +4079,7 @@
       <w:jc w:val="center"/>
     </w:pPr>
     <w:r>
-      <w:t xml:space="preserve">Instructional </w:t>
-    </w:r>
-    <w:proofErr w:type="gramStart"/>
-    <w:r>
-      <w:t>case  •</w:t>
-    </w:r>
-    <w:proofErr w:type="gramEnd"/>
-    <w:r>
-      <w:t xml:space="preserve">  </w:t>
+      <w:t xml:space="preserve">Instructional case  •  </w:t>
     </w:r>
     <w:r>
       <w:fldChar w:fldCharType="begin"/>
@@ -4166,15 +4137,7 @@
       <w:jc w:val="right"/>
     </w:pPr>
     <w:r>
-      <w:t xml:space="preserve">SUMMIT RIDGE ASSET </w:t>
-    </w:r>
-    <w:proofErr w:type="gramStart"/>
-    <w:r>
-      <w:t>MANAGEMENT  |</w:t>
-    </w:r>
-    <w:proofErr w:type="gramEnd"/>
-    <w:r>
-      <w:t xml:space="preserve">  THE MONDAY MORNING CASH DECISION</w:t>
+      <w:t>SUMMIT RIDGE ASSET MANAGEMENT  |  THE MONDAY MORNING CASH DECISION</w:t>
     </w:r>
   </w:p>
 </w:hdr>

--- a/assets/cases/Summit_Ridge_Mutual_Fund_Cash_Case.docx
+++ b/assets/cases/Summit_Ridge_Mutual_Fund_Cash_Case.docx
@@ -3797,41 +3797,7 @@
         </w:numPr>
       </w:pPr>
       <w:r>
-        <w:t>Identify the different metrics that can be used to evaluate every aspect of the performance of the system?  Organize these into a pyramid to indicate the relative importance, following the style given here.</w:t>
-      </w:r>
-    </w:p>
-    <w:p>
-      <w:pPr>
-        <w:pStyle w:val="ListParagraph"/>
-        <w:numPr>
-          <w:ilvl w:val="0"/>
-          <w:numId w:val="10"/>
-        </w:numPr>
-      </w:pPr>
-      <w:r>
-        <w:t xml:space="preserve">What are the types of decisions? Use the </w:t>
-      </w:r>
-      <w:hyperlink r:id="rId8" w:anchor="types-of-decision-settings" w:history="1">
-        <w:r>
-          <w:rPr>
-            <w:rStyle w:val="Hyperlink"/>
-          </w:rPr>
-          <w:t>list of decision types here as a guide</w:t>
-        </w:r>
-      </w:hyperlink>
-      <w:r>
-        <w:t xml:space="preserve">, illustrated by the </w:t>
-      </w:r>
-      <w:hyperlink r:id="rId9" w:anchor="from-apps-to-types" w:history="1">
-        <w:r>
-          <w:rPr>
-            <w:rStyle w:val="Hyperlink"/>
-          </w:rPr>
-          <w:t>applications here</w:t>
-        </w:r>
-      </w:hyperlink>
-      <w:r>
-        <w:t xml:space="preserve">.  </w:t>
+        <w:t xml:space="preserve">Identify and describe the responsibilities of the decision maker. This should set the scope of the problem.</w:t>
       </w:r>
     </w:p>
     <w:p>
@@ -3845,16 +3811,16 @@
       <w:r>
         <w:t xml:space="preserve">Use the </w:t>
       </w:r>
-      <w:hyperlink r:id="rId10" w:history="1">
+      <w:hyperlink r:id="rId16">
         <w:r>
           <w:rPr>
             <w:rStyle w:val="Hyperlink"/>
           </w:rPr>
-          <w:t>interactive framing matrix here</w:t>
+          <w:t xml:space="preserve">metrics pyramid tool</w:t>
         </w:r>
       </w:hyperlink>
       <w:r>
-        <w:t xml:space="preserve"> to fill out the performance metrics along the top (from most to least important) followed by the list of decisions (in any order).  Use your judgment to assess whether the impact of each decision on each metric is H (high impact), M (medium), L (low) or N (none).  Finally, use the resulting matrix to rank the decisions in terms of their impact on the most important metrics.</w:t>
+        <w:t xml:space="preserve"> to identify and prioritize the different performance metrics. Click on the oval holding the metric to identify whether it is a metric to be maximized (green), minimized (red), a target that is a floor (light green) or a ceiling (light red), or finally a target (purple).</w:t>
       </w:r>
     </w:p>
     <w:p>
@@ -3866,18 +3832,29 @@
         </w:numPr>
       </w:pPr>
       <w:r>
-        <w:t xml:space="preserve">What are the different sources of uncertainty?  Use the </w:t>
+        <w:t xml:space="preserve">Use the </w:t>
       </w:r>
-      <w:hyperlink r:id="rId11" w:anchor="categories" w:history="1">
+      <w:hyperlink r:id="rId17">
         <w:r>
           <w:rPr>
             <w:rStyle w:val="Hyperlink"/>
           </w:rPr>
-          <w:t>12 categories of uncertainty here as a guide</w:t>
+          <w:t xml:space="preserve">decision prioritization tool</w:t>
         </w:r>
       </w:hyperlink>
       <w:r>
-        <w:t>.</w:t>
+        <w:t xml:space="preserve"> to first list the different types of decisions (use the </w:t>
+      </w:r>
+      <w:hyperlink r:id="rId18">
+        <w:r>
+          <w:rPr>
+            <w:rStyle w:val="Hyperlink"/>
+          </w:rPr>
+          <w:t xml:space="preserve">types of decisions</w:t>
+        </w:r>
+      </w:hyperlink>
+      <w:r>
+        <w:t xml:space="preserve"> as a guide). These will then populate the rows of the matrix to the right, where the columns are the performance metrics sorted left to right by the priority in the pyramid above. Click on each cell to indicate if the impact of the decision on each metric is high (red), medium (orange), low (yellow) or none (white).</w:t>
       </w:r>
     </w:p>
     <w:p>
@@ -3889,7 +3866,53 @@
         </w:numPr>
       </w:pPr>
       <w:r>
-        <w:t>Repeat the exercise in (3), but this time using uncertainties instead of decisions.</w:t>
+        <w:t xml:space="preserve">You can grab the handle (three bars) farthest to the left on each row to move it up or down. Sort the rows so that the decisions with the greatest impact on the most important metrics are toward the top. The cells in the upper left-hand corner should have the greatest concentration of red and orange cells. At this point identify the decisions that should receive the most attention in your study. If you do not have any decisions with a medium or high impact on the most important metrics, revisit your list of decisions.</w:t>
+      </w:r>
+    </w:p>
+    <w:p>
+      <w:pPr>
+        <w:pStyle w:val="ListParagraph"/>
+        <w:numPr>
+          <w:ilvl w:val="0"/>
+          <w:numId w:val="10"/>
+        </w:numPr>
+      </w:pPr>
+      <w:r>
+        <w:t xml:space="preserve">Repeat the process to list and prioritize the uncertainties using the </w:t>
+      </w:r>
+      <w:hyperlink r:id="rId19">
+        <w:r>
+          <w:rPr>
+            <w:rStyle w:val="Hyperlink"/>
+          </w:rPr>
+          <w:t xml:space="preserve">uncertainty prioritization tool</w:t>
+        </w:r>
+      </w:hyperlink>
+      <w:r>
+        <w:t xml:space="preserve">. Use the </w:t>
+      </w:r>
+      <w:hyperlink r:id="rId20">
+        <w:r>
+          <w:rPr>
+            <w:rStyle w:val="Hyperlink"/>
+          </w:rPr>
+          <w:t xml:space="preserve">categories of uncertainty</w:t>
+        </w:r>
+      </w:hyperlink>
+      <w:r>
+        <w:t xml:space="preserve"> to help you identify these.</w:t>
+      </w:r>
+    </w:p>
+    <w:p>
+      <w:pPr>
+        <w:pStyle w:val="ListParagraph"/>
+        <w:numPr>
+          <w:ilvl w:val="0"/>
+          <w:numId w:val="10"/>
+        </w:numPr>
+      </w:pPr>
+      <w:r>
+        <w:t xml:space="preserve">It is important to differentiate uncertainties that can be evaluated on average, or as risk events:</w:t>
       </w:r>
     </w:p>
     <w:p>
@@ -3901,7 +3924,7 @@
         </w:numPr>
       </w:pPr>
       <w:r>
-        <w:t>Which sources of uncertainty would be captured using average performance over time?</w:t>
+        <w:t xml:space="preserve">Which sources of uncertainty would be captured using average performance over time?</w:t>
       </w:r>
     </w:p>
     <w:p>
@@ -3913,7 +3936,7 @@
         </w:numPr>
       </w:pPr>
       <w:r>
-        <w:t>Which sources of uncertainty represent forms of risk that are not properly captured using averages?</w:t>
+        <w:t xml:space="preserve">Which sources of uncertainty represent forms of risk that are not properly captured using averages?</w:t>
       </w:r>
     </w:p>
     <w:p>
@@ -3925,7 +3948,7 @@
         </w:numPr>
       </w:pPr>
       <w:r>
-        <w:t xml:space="preserve">Choose the single decision that seems to have the highest impact on the most important metric.  </w:t>
+        <w:t xml:space="preserve">Choose the single decision that seems to have the highest impact on the most important metric.</w:t>
       </w:r>
     </w:p>
     <w:p>
@@ -3937,7 +3960,7 @@
         </w:numPr>
       </w:pPr>
       <w:r>
-        <w:t>What approach do you think you would use to make this decision?</w:t>
+        <w:t xml:space="preserve">What approach do you think you would use to make this decision?</w:t>
       </w:r>
     </w:p>
     <w:p>
@@ -3949,7 +3972,7 @@
         </w:numPr>
       </w:pPr>
       <w:r>
-        <w:t>What data appears to be necessary to make this decision, including the calculation of any performance metrics where the decision would have a high or medium impact.</w:t>
+        <w:t xml:space="preserve">What data appears to be necessary to make this decision, including the calculation of any performance metrics where the decision would have a high or medium impact.</w:t>
       </w:r>
     </w:p>
     <w:p>
@@ -3961,7 +3984,7 @@
         </w:numPr>
       </w:pPr>
       <w:r>
-        <w:t>Using the same decision you identified in (6), identify the people, departments, groups or organizations that you would need to work with to implement the decision?</w:t>
+        <w:t xml:space="preserve">Using the same decision you identified in (7), identify the people, departments, groups or organizations that you would need to work with to implement the decision.</w:t>
       </w:r>
     </w:p>
     <w:p>
